--- a/GPTI-Tema-5/Actividad 5.1 Mapa Mental_CynthiaMorales_GPTI_7ISCM.docx
+++ b/GPTI-Tema-5/Actividad 5.1 Mapa Mental_CynthiaMorales_GPTI_7ISCM.docx
@@ -907,7 +907,15 @@
         <w:t xml:space="preserve">Jira: </w:t>
       </w:r>
       <w:r>
-        <w:t>está pensada para equipos ágiles de desarrollo de software, con tableros Scrum y Kanban, sprints y seguimiento de incidencias.</w:t>
+        <w:t xml:space="preserve">está pensada para equipos ágiles de desarrollo de software, con tableros Scrum y Kanban, </w:t>
+      </w:r>
+      <w:proofErr w:type="spellStart"/>
+      <w:r>
+        <w:t>sprints</w:t>
+      </w:r>
+      <w:proofErr w:type="spellEnd"/>
+      <w:r>
+        <w:t xml:space="preserve"> y seguimiento de incidencias.</w:t>
       </w:r>
     </w:p>
     <w:p>
@@ -1063,12 +1071,53 @@
         <w:spacing w:after="140" w:line="290" w:lineRule="auto"/>
         <w:ind w:left="720" w:hanging="720"/>
       </w:pPr>
+      <w:proofErr w:type="spellStart"/>
       <w:r>
         <w:rPr>
           <w:sz w:val="22"/>
           <w:szCs w:val="22"/>
         </w:rPr>
-        <w:t xml:space="preserve">The Digital Project Manager. (s. f.). Jira vs Microsoft Project: 2026 side-by-side comparison. </w:t>
+        <w:t>The</w:t>
+      </w:r>
+      <w:proofErr w:type="spellEnd"/>
+      <w:r>
+        <w:rPr>
+          <w:sz w:val="22"/>
+          <w:szCs w:val="22"/>
+        </w:rPr>
+        <w:t xml:space="preserve"> Digital Project Manager. (s. f.). Jira vs Microsoft Project: 2026 </w:t>
+      </w:r>
+      <w:proofErr w:type="spellStart"/>
+      <w:r>
+        <w:rPr>
+          <w:sz w:val="22"/>
+          <w:szCs w:val="22"/>
+        </w:rPr>
+        <w:t>side-by-side</w:t>
+      </w:r>
+      <w:proofErr w:type="spellEnd"/>
+      <w:r>
+        <w:rPr>
+          <w:sz w:val="22"/>
+          <w:szCs w:val="22"/>
+        </w:rPr>
+        <w:t xml:space="preserve"> </w:t>
+      </w:r>
+      <w:proofErr w:type="spellStart"/>
+      <w:r>
+        <w:rPr>
+          <w:sz w:val="22"/>
+          <w:szCs w:val="22"/>
+        </w:rPr>
+        <w:t>comparison</w:t>
+      </w:r>
+      <w:proofErr w:type="spellEnd"/>
+      <w:r>
+        <w:rPr>
+          <w:sz w:val="22"/>
+          <w:szCs w:val="22"/>
+        </w:rPr>
+        <w:t xml:space="preserve">. </w:t>
       </w:r>
       <w:hyperlink r:id="rId12" w:history="1">
         <w:r>
@@ -1087,12 +1136,21 @@
         <w:spacing w:after="140" w:line="290" w:lineRule="auto"/>
         <w:ind w:left="720" w:hanging="720"/>
       </w:pPr>
+      <w:proofErr w:type="spellStart"/>
       <w:r>
         <w:rPr>
           <w:sz w:val="22"/>
           <w:szCs w:val="22"/>
         </w:rPr>
-        <w:t xml:space="preserve">The Digital Project Manager. (s. f.). Trello vs. Jira: comparación y opiniones de expertos para 2026. </w:t>
+        <w:t>The</w:t>
+      </w:r>
+      <w:proofErr w:type="spellEnd"/>
+      <w:r>
+        <w:rPr>
+          <w:sz w:val="22"/>
+          <w:szCs w:val="22"/>
+        </w:rPr>
+        <w:t xml:space="preserve"> Digital Project Manager. (s. f.). Trello vs. Jira: comparación y opiniones de expertos para 2026. </w:t>
       </w:r>
       <w:hyperlink r:id="rId13" w:history="1">
         <w:r>
@@ -1111,12 +1169,21 @@
         <w:spacing w:after="140" w:line="290" w:lineRule="auto"/>
         <w:ind w:left="720" w:hanging="720"/>
       </w:pPr>
+      <w:proofErr w:type="spellStart"/>
       <w:r>
         <w:rPr>
           <w:sz w:val="22"/>
           <w:szCs w:val="22"/>
         </w:rPr>
-        <w:t xml:space="preserve">ClickUp. (s. f.). Jira vs Microsoft Project: ¿Qué herramienta de gestión de proyectos es mejor? </w:t>
+        <w:t>ClickUp</w:t>
+      </w:r>
+      <w:proofErr w:type="spellEnd"/>
+      <w:r>
+        <w:rPr>
+          <w:sz w:val="22"/>
+          <w:szCs w:val="22"/>
+        </w:rPr>
+        <w:t xml:space="preserve">. (s. f.). Jira vs Microsoft Project: ¿Qué herramienta de gestión de proyectos es mejor? </w:t>
       </w:r>
       <w:hyperlink r:id="rId14" w:history="1">
         <w:r>
@@ -1135,12 +1202,21 @@
         <w:spacing w:after="140" w:line="290" w:lineRule="auto"/>
         <w:ind w:left="720" w:hanging="720"/>
       </w:pPr>
+      <w:proofErr w:type="spellStart"/>
       <w:r>
         <w:rPr>
           <w:sz w:val="22"/>
           <w:szCs w:val="22"/>
         </w:rPr>
-        <w:t xml:space="preserve">Capterra. (s. f.). Comparación entre Jira y Trello. </w:t>
+        <w:t>Capterra</w:t>
+      </w:r>
+      <w:proofErr w:type="spellEnd"/>
+      <w:r>
+        <w:rPr>
+          <w:sz w:val="22"/>
+          <w:szCs w:val="22"/>
+        </w:rPr>
+        <w:t xml:space="preserve">. (s. f.). Comparación entre Jira y Trello. </w:t>
       </w:r>
       <w:hyperlink r:id="rId15" w:history="1">
         <w:r>
@@ -1159,12 +1235,21 @@
         <w:spacing w:after="140" w:line="290" w:lineRule="auto"/>
         <w:ind w:left="720" w:hanging="720"/>
       </w:pPr>
+      <w:proofErr w:type="spellStart"/>
       <w:r>
         <w:rPr>
           <w:sz w:val="22"/>
           <w:szCs w:val="22"/>
         </w:rPr>
-        <w:t xml:space="preserve">Lark. (s. f.). Jira vs Microsoft Project: guía de comparación 2026. </w:t>
+        <w:t>Lark</w:t>
+      </w:r>
+      <w:proofErr w:type="spellEnd"/>
+      <w:r>
+        <w:rPr>
+          <w:sz w:val="22"/>
+          <w:szCs w:val="22"/>
+        </w:rPr>
+        <w:t xml:space="preserve">. (s. f.). Jira vs Microsoft Project: guía de comparación 2026. </w:t>
       </w:r>
       <w:hyperlink r:id="rId16" w:history="1">
         <w:r>
@@ -1182,13 +1267,28 @@
       <w:pPr>
         <w:spacing w:after="140" w:line="290" w:lineRule="auto"/>
         <w:ind w:left="720" w:hanging="720"/>
-      </w:pPr>
-      <w:r>
-        <w:rPr>
+        <w:rPr>
+          <w:color w:val="0563C1"/>
           <w:sz w:val="22"/>
           <w:szCs w:val="22"/>
-        </w:rPr>
-        <w:t xml:space="preserve">SelectHub. (s. f.). Jira vs Microsoft Project. </w:t>
+          <w:u w:val="single"/>
+        </w:rPr>
+      </w:pPr>
+      <w:proofErr w:type="spellStart"/>
+      <w:r>
+        <w:rPr>
+          <w:sz w:val="22"/>
+          <w:szCs w:val="22"/>
+        </w:rPr>
+        <w:t>SelectHub</w:t>
+      </w:r>
+      <w:proofErr w:type="spellEnd"/>
+      <w:r>
+        <w:rPr>
+          <w:sz w:val="22"/>
+          <w:szCs w:val="22"/>
+        </w:rPr>
+        <w:t xml:space="preserve">. (s. f.). Jira vs Microsoft Project. </w:t>
       </w:r>
       <w:hyperlink r:id="rId17" w:history="1">
         <w:r>
@@ -1199,6 +1299,34 @@
             <w:u w:val="single"/>
           </w:rPr>
           <w:t>https://www.selecthub.com/project-management-software/jira-vs-microsoft-project/</w:t>
+        </w:r>
+      </w:hyperlink>
+    </w:p>
+    <w:p/>
+    <w:p/>
+    <w:p>
+      <w:pPr>
+        <w:rPr>
+          <w:color w:val="0563C1"/>
+          <w:sz w:val="22"/>
+          <w:szCs w:val="22"/>
+          <w:u w:val="single"/>
+        </w:rPr>
+      </w:pPr>
+    </w:p>
+    <w:p>
+      <w:r>
+        <w:t>ANEXO LINK DE LA ACTIVIDAD SOLICITADA Y ENVIADA POR GITHUB:</w:t>
+      </w:r>
+    </w:p>
+    <w:p/>
+    <w:p>
+      <w:hyperlink r:id="rId18" w:history="1">
+        <w:r>
+          <w:rPr>
+            <w:rStyle w:val="Hipervnculo"/>
+          </w:rPr>
+          <w:t>https://github.com/Cynthia21Morales/GPTI_CynthiaJasmineMT/blob/main/GPTI-Tema-5/Actividad%205.1%20Mapa%20Mental_CynthiaMorales_GPTI_7ISCM.docx</w:t>
         </w:r>
       </w:hyperlink>
     </w:p>
@@ -1968,6 +2096,18 @@
       <w:szCs w:val="20"/>
     </w:rPr>
   </w:style>
+  <w:style w:type="character" w:styleId="Mencinsinresolver">
+    <w:name w:val="Unresolved Mention"/>
+    <w:basedOn w:val="Fuentedeprrafopredeter"/>
+    <w:uiPriority w:val="99"/>
+    <w:semiHidden/>
+    <w:unhideWhenUsed/>
+    <w:rsid w:val="00955B9D"/>
+    <w:rPr>
+      <w:color w:val="605E5C"/>
+      <w:shd w:val="clear" w:color="auto" w:fill="E1DFDD"/>
+    </w:rPr>
+  </w:style>
 </w:styles>
 </file>
 
